--- a/contracts/Glazed_Web_Client_Agreement_v1.docx
+++ b/contracts/Glazed_Web_Client_Agreement_v1.docx
@@ -202,7 +202,7 @@
           <w:sz w:val="21"/>
           <w:szCs w:val="21"/>
         </w:rPr>
-        <w:t xml:space="preserve">You own it all. When the build fee is paid in full, the website is yours — code, content, and accounts.</w:t>
+        <w:t xml:space="preserve">You own it all. When the build fee is paid in full, the website is yours: code, content, and accounts.</w:t>
       </w:r>
     </w:p>
     <w:p>
@@ -292,7 +292,7 @@
           <w:sz w:val="21"/>
           <w:szCs w:val="21"/>
         </w:rPr>
-        <w:t xml:space="preserve">If any part of this summary ever appears to conflict with the detailed terms below, the detailed terms govern — but they were written to say the same thing.</w:t>
+        <w:t xml:space="preserve">If any part of this summary ever appears to conflict with the detailed terms below, the detailed terms govern, though they were written to say the same thing.</w:t>
       </w:r>
     </w:p>
     <w:p>
@@ -457,7 +457,7 @@
           <w:sz w:val="21"/>
           <w:szCs w:val="21"/>
         </w:rPr>
-        <w:t xml:space="preserve">Provider will build the Website to be mobile-responsive, reasonably fast, and technically prepared for search engines (including submission of a sitemap and basic on-page structure). Provider does not guarantee rankings — see Section 7.</w:t>
+        <w:t xml:space="preserve">Provider will build the Website to be mobile-responsive, reasonably fast, and technically prepared for search engines (including submission of a sitemap and basic on-page structure). Provider does not guarantee rankings. See Section 7.</w:t>
       </w:r>
     </w:p>
     <w:p>
@@ -622,7 +622,7 @@
           <w:sz w:val="21"/>
           <w:szCs w:val="21"/>
         </w:rPr>
-        <w:t xml:space="preserve">The monthly fee includes: (i) website hosting, including an SSL certificate; (ii) software and security updates, monitoring, and periodic backups; (iii) registration and renewal of the Domain, if Provider registers it under Section 5; and (iv) minor content edits requested by Client — for example updated hours, prices, photos, or text — up to [EDIT ALLOWANCE] per month. Unused edit time does not roll over.</w:t>
+        <w:t xml:space="preserve">The monthly fee includes: (i) website hosting, including an SSL certificate; (ii) software and security updates, monitoring, and periodic backups; (iii) registration and renewal of the Domain, if Provider registers it under Section 5; and (iv) minor content edits requested by Client, for example updated hours, prices, photos, or text, up to [EDIT ALLOWANCE] per month. Unused edit time does not roll over.</w:t>
       </w:r>
     </w:p>
     <w:p>
@@ -898,7 +898,7 @@
           <w:sz w:val="21"/>
           <w:szCs w:val="21"/>
         </w:rPr>
-        <w:t xml:space="preserve">On termination, Client will pay all amounts owed through the effective date of termination. Sections 4 (Ownership), 5 (Domain), 7 (Warranties &amp; Limitations), and 8 (General) survive termination. If the build fee has been paid in full, Client keeps the Website under Section 4 — termination of hosting and care does not affect Client’s ownership.</w:t>
+        <w:t xml:space="preserve">On termination, Client will pay all amounts owed through the effective date of termination. Sections 4 (Ownership), 5 (Domain), 7 (Warranties &amp; Limitations), and 8 (General) survive termination. If the build fee has been paid in full, Client keeps the Website under Section 4. Termination of hosting and care does not affect Client’s ownership.</w:t>
       </w:r>
     </w:p>
     <w:p>
@@ -915,7 +915,7 @@
           <w:sz w:val="24"/>
           <w:szCs w:val="24"/>
         </w:rPr>
-        <w:t xml:space="preserve">4. Ownership — You Own It All</w:t>
+        <w:t xml:space="preserve">4. Ownership: You Own It All</w:t>
       </w:r>
     </w:p>
     <w:p>
@@ -989,7 +989,7 @@
           <w:sz w:val="21"/>
           <w:szCs w:val="21"/>
         </w:rPr>
-        <w:t xml:space="preserve">Upon payment of the build fee in full, Provider assigns to Client all of Provider’s right, title, and interest in the Website created for Client — including its design, layout, source code, templates, and configuration (together the “Deliverables”) — and the Deliverables become Client’s property. Provider will execute any documents reasonably needed to confirm this assignment.</w:t>
+        <w:t xml:space="preserve">Upon payment of the build fee in full, Provider assigns to Client all of Provider’s right, title, and interest in the Website created for Client, including its design, layout, source code, templates, and configuration (together the “Deliverables”), and the Deliverables become Client’s property. Provider will execute any documents reasonably needed to confirm this assignment.</w:t>
       </w:r>
     </w:p>
     <w:p>
@@ -1026,7 +1026,7 @@
           <w:sz w:val="21"/>
           <w:szCs w:val="21"/>
         </w:rPr>
-        <w:t xml:space="preserve">On Client’s request, Provider will hand over the complete working project: the source-code repository, the hosting project, and the login credentials for any accounts Provider created on Client’s behalf. Client receives the live, working project — not a static snapshot or an export.</w:t>
+        <w:t xml:space="preserve">On Client’s request, Provider will hand over the complete working project: the source-code repository, the hosting project, and the login credentials for any accounts Provider created on Client’s behalf. Client receives the live, working project, not a static snapshot or an export.</w:t>
       </w:r>
     </w:p>
     <w:p>
@@ -1100,7 +1100,7 @@
           <w:sz w:val="21"/>
           <w:szCs w:val="21"/>
         </w:rPr>
-        <w:t xml:space="preserve">Provider retains ownership of general-purpose tools, libraries, and know-how that pre-existed this project or that Provider develops for general use, and grants Client a perpetual, royalty-free license to use those components as incorporated in the Website. This clause exists so Provider can keep using its own toolkit — it does not limit Client’s ownership of the Website itself.</w:t>
+        <w:t xml:space="preserve">Provider retains ownership of general-purpose tools, libraries, and know-how that pre-existed this project or that Provider develops for general use, and grants Client a perpetual, royalty-free license to use those components as incorporated in the Website. This clause exists so Provider can keep using its own toolkit. It does not limit Client’s ownership of the Website itself.</w:t>
       </w:r>
     </w:p>
     <w:p>
@@ -2119,7 +2119,7 @@
           <w:sz w:val="30"/>
           <w:szCs w:val="30"/>
         </w:rPr>
-        <w:t xml:space="preserve">Exhibit A — Scope &amp; Pricing</w:t>
+        <w:t xml:space="preserve">Exhibit A: Scope &amp; Pricing</w:t>
       </w:r>
     </w:p>
     <w:p>
@@ -2536,7 +2536,7 @@
           <w:sz w:val="16"/>
           <w:szCs w:val="16"/>
         </w:rPr>
-        <w:t xml:space="preserve">Agreement v1.0 — matches the published terms at glazedweb.com/agreement</w:t>
+        <w:t xml:space="preserve">Agreement v1.0, matches the published terms at glazedweb.com/agreement</w:t>
       </w:r>
     </w:p>
     <w:sectPr>
